--- a/brainscroll/docs/source/Product_Build_Roadmap.docx
+++ b/brainscroll/docs/source/Product_Build_Roadmap.docx
@@ -1885,7 +1885,7 @@
     </w:p>
     <w:p>
       <w:r>
-        <w:t>A level should usually take about 2-5 minutes and feel like a compact learning encounter, not a chapter. A typical level can include:</w:t>
+        <w:t>A level should usually take about 2-5 minutes and feel like a compact learning encounter, not a chapter and not a test. The learning content is the main experience; questions support it. A typical level includes:</w:t>
       </w:r>
     </w:p>
     <w:p>
@@ -1903,7 +1903,7 @@
         <w:spacing w:after="60"/>
       </w:pPr>
       <w:r>
-        <w:t>2-4 explanation or visual cards</w:t>
+        <w:t>2-4 short explanation or visual cards (roughly 100-250 words in total)</w:t>
       </w:r>
     </w:p>
     <w:p>
@@ -1921,7 +1921,7 @@
         <w:spacing w:after="60"/>
       </w:pPr>
       <w:r>
-        <w:t>2-3 questions with clear answers and explanations</w:t>
+        <w:t>3 light questions, each followed by a short explanation: one recall (the core fact), one understanding (why or how), one connection (to another concept, event or idea)</w:t>
       </w:r>
     </w:p>
     <w:p>
@@ -1939,7 +1939,12 @@
         <w:spacing w:after="60"/>
       </w:pPr>
       <w:r>
-        <w:t>a completion event that awards XP and advances the skill level</w:t>
+        <w:t>a completion event that awards XP, advances the skill level and shows the next level immediately</w:t>
+      </w:r>
+    </w:p>
+    <w:p>
+      <w:r>
+        <w:t>Testing scales with the moment, not with every level: regular levels have 3 questions; every 10th-level checkpoint has about 5; the Level 50 milestone has 5-7; the Level 100 Mastery Challenge has about 10; review sessions vary with the concepts currently due. Wrong answers get a short explanation, never a penalty.</w:t>
       </w:r>
     </w:p>
     <w:p>
@@ -3214,7 +3219,7 @@
               <w:rPr>
                 <w:sz w:val="19"/>
               </w:rPr>
-              <w:t>Mastery Challenge. Passing grants the first mastery star and unlocks the 101-200 expansion when available.</w:t>
+              <w:t>Mastery Challenge (about 10 questions: the fullest test in the tree). Passing grants the first mastery star and unlocks the 101-200 expansion when available.</w:t>
             </w:r>
           </w:p>
         </w:tc>
@@ -4218,7 +4223,7 @@
               <w:br/>
               <w:t>prerequisites: [history_rome_36]</w:t>
               <w:br/>
-              <w:t>cards: [hook, explainer, timeline, connection, quiz, quiz]</w:t>
+              <w:t>cards: [hook, explainer, timeline, connection, quiz, quiz, quiz]</w:t>
               <w:br/>
               <w:t>source_ids: [wikidata_Q..., source_...]</w:t>
               <w:br/>
@@ -11595,7 +11600,7 @@
               <w:rPr>
                 <w:sz w:val="19"/>
               </w:rPr>
-              <w:t>Onboarding -&gt; learn -&gt; quiz -&gt; XP -&gt; level up -&gt; character sheet is smooth.</w:t>
+              <w:t>Onboarding -&gt; learn -&gt; 3 quick questions -&gt; XP -&gt; level up -&gt; character sheet is smooth.</w:t>
             </w:r>
           </w:p>
         </w:tc>

--- a/brainscroll/docs/source/Product_Build_Roadmap.docx
+++ b/brainscroll/docs/source/Product_Build_Roadmap.docx
@@ -550,7 +550,7 @@
                 <w:color w:val="334155"/>
                 <w:sz w:val="19"/>
               </w:rPr>
-              <w:t>Subjects</w:t>
+              <w:t xml:space="preserve">Subjects</w:t>
             </w:r>
           </w:p>
         </w:tc>
@@ -580,7 +580,7 @@
               <w:rPr>
                 <w:sz w:val="19"/>
               </w:rPr>
-              <w:t>Launch with 6 broad subjects.</w:t>
+              <w:t xml:space="preserve">Launch with 6 broad subjects.</w:t>
             </w:r>
           </w:p>
         </w:tc>
@@ -610,7 +610,7 @@
               <w:rPr>
                 <w:sz w:val="19"/>
               </w:rPr>
-              <w:t>Keeps choice simple while allowing very different knowledge “builds.”</w:t>
+              <w:t xml:space="preserve">Keeps choice simple while allowing very different knowledge “builds.”</w:t>
             </w:r>
           </w:p>
         </w:tc>
@@ -647,7 +647,7 @@
                 <w:color w:val="334155"/>
                 <w:sz w:val="19"/>
               </w:rPr>
-              <w:t>Skill trees</w:t>
+              <w:t xml:space="preserve">Skill trees</w:t>
             </w:r>
           </w:p>
         </w:tc>
@@ -677,7 +677,7 @@
               <w:rPr>
                 <w:sz w:val="19"/>
               </w:rPr>
-              <w:t>Each subcategory has canonical Levels 1-100.</w:t>
+              <w:t xml:space="preserve">Each subcategory has canonical Levels 1-100.</w:t>
             </w:r>
           </w:p>
         </w:tc>
@@ -707,7 +707,7 @@
               <w:rPr>
                 <w:sz w:val="19"/>
               </w:rPr>
-              <w:t>Makes progress legible and comparable.</w:t>
+              <w:t xml:space="preserve">Makes progress legible and comparable.</w:t>
             </w:r>
           </w:p>
         </w:tc>
@@ -744,7 +744,7 @@
                 <w:color w:val="334155"/>
                 <w:sz w:val="19"/>
               </w:rPr>
-              <w:t>Daily free cap</w:t>
+              <w:t xml:space="preserve">Daily free cap</w:t>
             </w:r>
           </w:p>
         </w:tc>
@@ -774,7 +774,7 @@
               <w:rPr>
                 <w:sz w:val="19"/>
               </w:rPr>
-              <w:t>5 new levels/day; reviews remain unlimited.</w:t>
+              <w:t xml:space="preserve">5 new levels/day; reviews remain unlimited.</w:t>
             </w:r>
           </w:p>
         </w:tc>
@@ -804,7 +804,7 @@
               <w:rPr>
                 <w:sz w:val="19"/>
               </w:rPr>
-              <w:t>Monetizes without blocking eventual access.</w:t>
+              <w:t xml:space="preserve">Monetizes without blocking eventual access.</w:t>
             </w:r>
           </w:p>
         </w:tc>
@@ -841,7 +841,7 @@
                 <w:color w:val="334155"/>
                 <w:sz w:val="19"/>
               </w:rPr>
-              <w:t>Paid plan</w:t>
+              <w:t xml:space="preserve">Paid plan</w:t>
             </w:r>
           </w:p>
         </w:tc>
@@ -871,7 +871,7 @@
               <w:rPr>
                 <w:sz w:val="19"/>
               </w:rPr>
-              <w:t>$4.99/month; $39.99/year as launch hypotheses.</w:t>
+              <w:t xml:space="preserve">$4.99/month; $39.99/year as launch hypotheses.</w:t>
             </w:r>
           </w:p>
         </w:tc>
@@ -901,7 +901,7 @@
               <w:rPr>
                 <w:sz w:val="19"/>
               </w:rPr>
-              <w:t>Simple “remove friction” subscription.</w:t>
+              <w:t xml:space="preserve">Simple “remove friction” subscription.</w:t>
             </w:r>
           </w:p>
         </w:tc>
@@ -938,7 +938,7 @@
                 <w:color w:val="334155"/>
                 <w:sz w:val="19"/>
               </w:rPr>
-              <w:t>First-day bonus</w:t>
+              <w:t xml:space="preserve">First-day bonus</w:t>
             </w:r>
           </w:p>
         </w:tc>
@@ -968,7 +968,7 @@
               <w:rPr>
                 <w:sz w:val="19"/>
               </w:rPr>
-              <w:t>Test 10-15 new levels on day one.</w:t>
+              <w:t xml:space="preserve">Test 10-15 new levels on day one.</w:t>
             </w:r>
           </w:p>
         </w:tc>
@@ -998,7 +998,7 @@
               <w:rPr>
                 <w:sz w:val="19"/>
               </w:rPr>
-              <w:t>Lets new users experience enough progression before the normal cap.</w:t>
+              <w:t xml:space="preserve">Lets new users experience enough progression before the normal cap.</w:t>
             </w:r>
           </w:p>
         </w:tc>
@@ -1035,7 +1035,7 @@
                 <w:color w:val="334155"/>
                 <w:sz w:val="19"/>
               </w:rPr>
-              <w:t>Review</w:t>
+              <w:t xml:space="preserve">Review</w:t>
             </w:r>
           </w:p>
         </w:tc>
@@ -1065,7 +1065,7 @@
               <w:rPr>
                 <w:sz w:val="19"/>
               </w:rPr>
-              <w:t>Unlimited spaced-repetition recall from completed levels.</w:t>
+              <w:t xml:space="preserve">Unlimited spaced-repetition recall from completed levels.</w:t>
             </w:r>
           </w:p>
         </w:tc>
@@ -1095,7 +1095,7 @@
               <w:rPr>
                 <w:sz w:val="19"/>
               </w:rPr>
-              <w:t>Improves retention and gives free users something useful after the cap.</w:t>
+              <w:t xml:space="preserve">Improves retention and gives free users something useful after the cap.</w:t>
             </w:r>
           </w:p>
         </w:tc>
@@ -1132,7 +1132,7 @@
                 <w:color w:val="334155"/>
                 <w:sz w:val="19"/>
               </w:rPr>
-              <w:t>Character sheet</w:t>
+              <w:t xml:space="preserve">Character sheet</w:t>
             </w:r>
           </w:p>
         </w:tc>
@@ -1162,7 +1162,7 @@
               <w:rPr>
                 <w:sz w:val="19"/>
               </w:rPr>
-              <w:t>Overall Knowledge Level + subject + skill levels.</w:t>
+              <w:t xml:space="preserve">Overall Knowledge Level + subject + skill levels.</w:t>
             </w:r>
           </w:p>
         </w:tc>
@@ -1192,7 +1192,7 @@
               <w:rPr>
                 <w:sz w:val="19"/>
               </w:rPr>
-              <w:t>Turns learning into an RPG identity.</w:t>
+              <w:t xml:space="preserve">Turns learning into an RPG identity.</w:t>
             </w:r>
           </w:p>
         </w:tc>
@@ -1229,7 +1229,7 @@
                 <w:color w:val="334155"/>
                 <w:sz w:val="19"/>
               </w:rPr>
-              <w:t>Prestige</w:t>
+              <w:t xml:space="preserve">Prestige</w:t>
             </w:r>
           </w:p>
         </w:tc>
@@ -1259,7 +1259,7 @@
               <w:rPr>
                 <w:sz w:val="19"/>
               </w:rPr>
-              <w:t>Level 101-200 unlocks after Mastery I; no reset.</w:t>
+              <w:t xml:space="preserve">Level 101-200 unlocks after Mastery I; no reset.</w:t>
             </w:r>
           </w:p>
         </w:tc>
@@ -1289,7 +1289,104 @@
               <w:rPr>
                 <w:sz w:val="19"/>
               </w:rPr>
-              <w:t>Adds depth without invalidating prior progress.</w:t>
+              <w:t xml:space="preserve">Adds depth without invalidating prior progress.</w:t>
+            </w:r>
+          </w:p>
+        </w:tc>
+      </w:tr>
+      <w:tr>
+        <w:trPr>
+          <w:cantSplit/>
+        </w:trPr>
+        <w:tc>
+          <w:tcPr>
+            <w:tcW w:type="dxa" w:w="1800"/>
+            <w:shd w:fill="FFFFFF"/>
+            <w:tcMar>
+              <w:top w:w="120" w:type="dxa"/>
+              <w:start w:w="120" w:type="dxa"/>
+              <w:bottom w:w="120" w:type="dxa"/>
+              <w:end w:w="120" w:type="dxa"/>
+            </w:tcMar>
+            <w:tcBorders>
+              <w:top w:val="single" w:sz="3" w:color="CBD5E1"/>
+              <w:left w:val="single" w:sz="3" w:color="CBD5E1"/>
+              <w:bottom w:val="single" w:sz="3" w:color="CBD5E1"/>
+              <w:right w:val="single" w:sz="3" w:color="CBD5E1"/>
+            </w:tcBorders>
+            <w:vAlign w:val="center"/>
+          </w:tcPr>
+          <w:p>
+            <w:pPr>
+              <w:spacing w:after="0"/>
+            </w:pPr>
+            <w:r>
+              <w:rPr>
+                <w:b/>
+                <w:color w:val="334155"/>
+                <w:sz w:val="19"/>
+              </w:rPr>
+              <w:t xml:space="preserve">Weekly Knowledge Quests</w:t>
+            </w:r>
+          </w:p>
+        </w:tc>
+        <w:tc>
+          <w:tcPr>
+            <w:tcW w:type="dxa" w:w="3744"/>
+            <w:shd w:fill="FFFFFF"/>
+            <w:tcMar>
+              <w:top w:w="120" w:type="dxa"/>
+              <w:start w:w="120" w:type="dxa"/>
+              <w:bottom w:w="120" w:type="dxa"/>
+              <w:end w:w="120" w:type="dxa"/>
+            </w:tcMar>
+            <w:tcBorders>
+              <w:top w:val="single" w:sz="3" w:color="CBD5E1"/>
+              <w:left w:val="single" w:sz="3" w:color="CBD5E1"/>
+              <w:bottom w:val="single" w:sz="3" w:color="CBD5E1"/>
+              <w:right w:val="single" w:sz="3" w:color="CBD5E1"/>
+            </w:tcBorders>
+            <w:vAlign w:val="center"/>
+          </w:tcPr>
+          <w:p>
+            <w:pPr>
+              <w:spacing w:after="0"/>
+            </w:pPr>
+            <w:r>
+              <w:rPr>
+                <w:sz w:val="19"/>
+              </w:rPr>
+              <w:t xml:space="preserve">Post-MVP. One themed quest a week: ~25 new levels across 5 related skills.</w:t>
+            </w:r>
+          </w:p>
+        </w:tc>
+        <w:tc>
+          <w:tcPr>
+            <w:tcW w:type="dxa" w:w="4104"/>
+            <w:shd w:fill="FFFFFF"/>
+            <w:tcMar>
+              <w:top w:w="120" w:type="dxa"/>
+              <w:start w:w="120" w:type="dxa"/>
+              <w:bottom w:w="120" w:type="dxa"/>
+              <w:end w:w="120" w:type="dxa"/>
+            </w:tcMar>
+            <w:tcBorders>
+              <w:top w:val="single" w:sz="3" w:color="CBD5E1"/>
+              <w:left w:val="single" w:sz="3" w:color="CBD5E1"/>
+              <w:bottom w:val="single" w:sz="3" w:color="CBD5E1"/>
+              <w:right w:val="single" w:sz="3" w:color="CBD5E1"/>
+            </w:tcBorders>
+            <w:vAlign w:val="center"/>
+          </w:tcPr>
+          <w:p>
+            <w:pPr>
+              <w:spacing w:after="0"/>
+            </w:pPr>
+            <w:r>
+              <w:rPr>
+                <w:sz w:val="19"/>
+              </w:rPr>
+              <w:t xml:space="preserve">Short-term purpose and a real choice for each day’s five free levels.</w:t>
             </w:r>
           </w:p>
         </w:tc>
@@ -3372,6 +3469,48 @@
       </w:pPr>
       <w:r>
         <w:t>No XP for passive feed time. Scrolling without completing learning should not level the character.</w:t>
+      </w:r>
+    </w:p>
+    <w:p>
+      <w:pPr>
+        <w:pStyle w:val="Heading2"/>
+        <w:keepNext/>
+        <w:keepNext/>
+      </w:pPr>
+      <w:r>
+        <w:t xml:space="preserve">Weekly Knowledge Quests (post-MVP)</w:t>
+      </w:r>
+    </w:p>
+    <w:p>
+      <w:r>
+        <w:t xml:space="preserve">Permanent skill trees answer “What kind of knowledgeable person am I becoming?” Weekly Knowledge Quests answer “What am I building toward this week?” A standard quest asks for about 25 new levels across 5 related skills (The Roman World: Roman History, European Geography, Art &amp; Architecture, Government &amp; Society, Mythology &amp; Religion, +5 each), then a 3-question Final Encounter, and awards a trophy, a title, an earned cosmetic and an XP bonus. The full design lives in the Social + Rewards Expansion Spec.</w:t>
+      </w:r>
+    </w:p>
+    <w:p>
+      <w:pPr>
+        <w:pStyle w:val="ListBullet"/>
+        <w:spacing w:after="60"/>
+      </w:pPr>
+      <w:r>
+        <w:t xml:space="preserve">Only new levels completed during the quest count. Existing levels never auto-complete it, and replays and reviews never count.</w:t>
+      </w:r>
+    </w:p>
+    <w:p>
+      <w:pPr>
+        <w:pStyle w:val="ListBullet"/>
+        <w:spacing w:after="60"/>
+      </w:pPr>
+      <w:r>
+        <w:t xml:space="preserve">A free user finishes a standard quest in about five learning days and chooses where each day’s five levels go. Unlimited only lets a user finish faster or keep other skills moving; it never unlocks exclusive quests, knowledge or rewards.</w:t>
+      </w:r>
+    </w:p>
+    <w:p>
+      <w:pPr>
+        <w:pStyle w:val="ListBullet"/>
+        <w:spacing w:after="60"/>
+      </w:pPr>
+      <w:r>
+        <w:t xml:space="preserve">Ended quests move to the Chronicle and stay completable with the same trophy, title and primary cosmetic. A live-week clear adds only a subtle dated marker.</w:t>
       </w:r>
     </w:p>
     <w:p>
@@ -5917,6 +6056,15 @@
     </w:p>
     <w:p>
       <w:pPr>
+        <w:pStyle w:val="ListBullet"/>
+        <w:spacing w:after="60"/>
+      </w:pPr>
+      <w:r>
+        <w:t xml:space="preserve">Post-MVP: cosmetics, user_cosmetics, quests, quest_requirements, user_quests. Quest progress is derived from the same xp_events ledger, never a separate counter.</w:t>
+      </w:r>
+    </w:p>
+    <w:p>
+      <w:pPr>
         <w:pStyle w:val="Heading2"/>
         <w:keepNext/>
         <w:keepNext/>
@@ -6193,7 +6341,7 @@
                 <w:color w:val="334155"/>
                 <w:sz w:val="17"/>
               </w:rPr>
-              <w:t>0 - Lock rules</w:t>
+              <w:t xml:space="preserve">0 - Lock rules</w:t>
             </w:r>
           </w:p>
         </w:tc>
@@ -6223,7 +6371,7 @@
               <w:rPr>
                 <w:sz w:val="17"/>
               </w:rPr>
-              <w:t>Written product spec; navigation map; schema draft.</w:t>
+              <w:t xml:space="preserve">Written product spec; navigation map; schema draft.</w:t>
             </w:r>
           </w:p>
         </w:tc>
@@ -6253,7 +6401,7 @@
               <w:rPr>
                 <w:sz w:val="17"/>
               </w:rPr>
-              <w:t>6 subjects; initial launch tree list; level template.</w:t>
+              <w:t xml:space="preserve">6 subjects; initial launch tree list; level template.</w:t>
             </w:r>
           </w:p>
         </w:tc>
@@ -6283,7 +6431,7 @@
               <w:rPr>
                 <w:sz w:val="17"/>
               </w:rPr>
-              <w:t>No unresolved rules around levels, daily cap, mastery, or prestige.</w:t>
+              <w:t xml:space="preserve">No unresolved rules around levels, daily cap, mastery, or prestige.</w:t>
             </w:r>
           </w:p>
         </w:tc>
@@ -6320,7 +6468,7 @@
                 <w:color w:val="334155"/>
                 <w:sz w:val="17"/>
               </w:rPr>
-              <w:t>1 - Data foundation</w:t>
+              <w:t xml:space="preserve">1 - Data foundation</w:t>
             </w:r>
           </w:p>
         </w:tc>
@@ -6350,7 +6498,7 @@
               <w:rPr>
                 <w:sz w:val="17"/>
               </w:rPr>
-              <w:t>Database, auth, content APIs, progress model, source registry.</w:t>
+              <w:t xml:space="preserve">Database, auth, content APIs, progress model, source registry.</w:t>
             </w:r>
           </w:p>
         </w:tc>
@@ -6380,7 +6528,7 @@
               <w:rPr>
                 <w:sz w:val="17"/>
               </w:rPr>
-              <w:t>One complete 1-100 syllabus outline.</w:t>
+              <w:t xml:space="preserve">One complete 1-100 syllabus outline.</w:t>
             </w:r>
           </w:p>
         </w:tc>
@@ -6410,7 +6558,7 @@
               <w:rPr>
                 <w:sz w:val="17"/>
               </w:rPr>
-              <w:t>Can store a level, its concepts, cards, sources, and user completion.</w:t>
+              <w:t xml:space="preserve">Can store a level, its concepts, cards, sources, and user completion.</w:t>
             </w:r>
           </w:p>
         </w:tc>
@@ -6447,7 +6595,7 @@
                 <w:color w:val="334155"/>
                 <w:sz w:val="17"/>
               </w:rPr>
-              <w:t>2 - Content factory</w:t>
+              <w:t xml:space="preserve">2 - Content factory</w:t>
             </w:r>
           </w:p>
         </w:tc>
@@ -6477,7 +6625,7 @@
               <w:rPr>
                 <w:sz w:val="17"/>
               </w:rPr>
-              <w:t>Admin/editor workflow; import/generation scripts; validations.</w:t>
+              <w:t xml:space="preserve">Admin/editor workflow; import/generation scripts; validations.</w:t>
             </w:r>
           </w:p>
         </w:tc>
@@ -6507,7 +6655,7 @@
               <w:rPr>
                 <w:sz w:val="17"/>
               </w:rPr>
-              <w:t>First 25 production-quality levels.</w:t>
+              <w:t xml:space="preserve">First 25 production-quality levels.</w:t>
             </w:r>
           </w:p>
         </w:tc>
@@ -6537,7 +6685,7 @@
               <w:rPr>
                 <w:sz w:val="17"/>
               </w:rPr>
-              <w:t>A reviewer can create -&gt; verify -&gt; publish without touching app code.</w:t>
+              <w:t xml:space="preserve">A reviewer can create -&gt; verify -&gt; publish without touching app code.</w:t>
             </w:r>
           </w:p>
         </w:tc>
@@ -6574,7 +6722,7 @@
                 <w:color w:val="334155"/>
                 <w:sz w:val="17"/>
               </w:rPr>
-              <w:t>3 - Core app loop</w:t>
+              <w:t xml:space="preserve">3 - Core app loop</w:t>
             </w:r>
           </w:p>
         </w:tc>
@@ -6604,7 +6752,7 @@
               <w:rPr>
                 <w:sz w:val="17"/>
               </w:rPr>
-              <w:t>Onboarding, subject/skill select, feed/lesson player, questions, XP, completion.</w:t>
+              <w:t xml:space="preserve">Onboarding, subject/skill select, feed/lesson player, questions, XP, completion.</w:t>
             </w:r>
           </w:p>
         </w:tc>
@@ -6634,7 +6782,7 @@
               <w:rPr>
                 <w:sz w:val="17"/>
               </w:rPr>
-              <w:t>First full 100-level tree.</w:t>
+              <w:t xml:space="preserve">First full 100-level tree.</w:t>
             </w:r>
           </w:p>
         </w:tc>
@@ -6664,7 +6812,7 @@
               <w:rPr>
                 <w:sz w:val="17"/>
               </w:rPr>
-              <w:t>New user can start at Level 1 and progress cleanly through a real tree.</w:t>
+              <w:t xml:space="preserve">New user can start at Level 1 and progress cleanly through a real tree.</w:t>
             </w:r>
           </w:p>
         </w:tc>
@@ -6701,7 +6849,7 @@
                 <w:color w:val="334155"/>
                 <w:sz w:val="17"/>
               </w:rPr>
-              <w:t>4 - RPG layer</w:t>
+              <w:t xml:space="preserve">4 - RPG layer</w:t>
             </w:r>
           </w:p>
         </w:tc>
@@ -6731,7 +6879,7 @@
               <w:rPr>
                 <w:sz w:val="17"/>
               </w:rPr>
-              <w:t>Character sheet, skill tree, level bars, titles, mastery, review queue.</w:t>
+              <w:t xml:space="preserve">Character sheet, skill tree, level bars, titles, mastery, review queue.</w:t>
             </w:r>
           </w:p>
         </w:tc>
@@ -6761,7 +6909,7 @@
               <w:rPr>
                 <w:sz w:val="17"/>
               </w:rPr>
-              <w:t>Second/third 100-level trees.</w:t>
+              <w:t xml:space="preserve">Second/third 100-level trees.</w:t>
             </w:r>
           </w:p>
         </w:tc>
@@ -6791,7 +6939,7 @@
               <w:rPr>
                 <w:sz w:val="17"/>
               </w:rPr>
-              <w:t>Progress feels persistent and game-like, not like a quiz app.</w:t>
+              <w:t xml:space="preserve">Progress feels persistent and game-like, not like a quiz app.</w:t>
             </w:r>
           </w:p>
         </w:tc>
@@ -6828,7 +6976,7 @@
                 <w:color w:val="334155"/>
                 <w:sz w:val="17"/>
               </w:rPr>
-              <w:t>5 - Free/paid loop</w:t>
+              <w:t xml:space="preserve">5 - Free/paid loop</w:t>
             </w:r>
           </w:p>
         </w:tc>
@@ -6858,7 +7006,7 @@
               <w:rPr>
                 <w:sz w:val="17"/>
               </w:rPr>
-              <w:t>5-level daily allowance, first-day bonus, paywall, subscriptions, restore.</w:t>
+              <w:t xml:space="preserve">5-level daily allowance, first-day bonus, paywall, subscriptions, restore.</w:t>
             </w:r>
           </w:p>
         </w:tc>
@@ -6888,7 +7036,7 @@
               <w:rPr>
                 <w:sz w:val="17"/>
               </w:rPr>
-              <w:t>Paywall copy and post-cap review content.</w:t>
+              <w:t xml:space="preserve">Paywall copy and post-cap review content.</w:t>
             </w:r>
           </w:p>
         </w:tc>
@@ -6918,7 +7066,7 @@
               <w:rPr>
                 <w:sz w:val="17"/>
               </w:rPr>
-              <w:t>Free user can finish the day gracefully; paid user continues immediately.</w:t>
+              <w:t xml:space="preserve">Free user can finish the day gracefully; paid user continues immediately.</w:t>
             </w:r>
           </w:p>
         </w:tc>
@@ -6955,7 +7103,7 @@
                 <w:color w:val="334155"/>
                 <w:sz w:val="17"/>
               </w:rPr>
-              <w:t>6 - Closed alpha</w:t>
+              <w:t xml:space="preserve">6 - Closed alpha</w:t>
             </w:r>
           </w:p>
         </w:tc>
@@ -6985,7 +7133,7 @@
               <w:rPr>
                 <w:sz w:val="17"/>
               </w:rPr>
-              <w:t>Crash reporting, analytics, content reporting, onboarding cleanup.</w:t>
+              <w:t xml:space="preserve">Crash reporting, analytics, content reporting, onboarding cleanup.</w:t>
             </w:r>
           </w:p>
         </w:tc>
@@ -7015,7 +7163,7 @@
               <w:rPr>
                 <w:sz w:val="17"/>
               </w:rPr>
-              <w:t>Approx. 300 complete levels.</w:t>
+              <w:t xml:space="preserve">Approx. 300 complete levels.</w:t>
             </w:r>
           </w:p>
         </w:tc>
@@ -7045,7 +7193,7 @@
               <w:rPr>
                 <w:sz w:val="17"/>
               </w:rPr>
-              <w:t>Small testers can use it for a week without hand-holding.</w:t>
+              <w:t xml:space="preserve">Small testers can use it for a week without hand-holding.</w:t>
             </w:r>
           </w:p>
         </w:tc>
@@ -7082,7 +7230,7 @@
                 <w:color w:val="334155"/>
                 <w:sz w:val="17"/>
               </w:rPr>
-              <w:t>7 - Closed beta</w:t>
+              <w:t xml:space="preserve">7 - Closed beta</w:t>
             </w:r>
           </w:p>
         </w:tc>
@@ -7112,7 +7260,7 @@
               <w:rPr>
                 <w:sz w:val="17"/>
               </w:rPr>
-              <w:t>Performance, offline/prefetch, accessibility, account recovery, polish.</w:t>
+              <w:t xml:space="preserve">Performance, offline/prefetch, accessibility, account recovery, polish.</w:t>
             </w:r>
           </w:p>
         </w:tc>
@@ -7142,7 +7290,7 @@
               <w:rPr>
                 <w:sz w:val="17"/>
               </w:rPr>
-              <w:t>Approx. 600 complete levels across 6 trees.</w:t>
+              <w:t xml:space="preserve">Approx. 600 complete levels across 6 trees.</w:t>
             </w:r>
           </w:p>
         </w:tc>
@@ -7172,7 +7320,7 @@
               <w:rPr>
                 <w:sz w:val="17"/>
               </w:rPr>
-              <w:t>Retention and question-quality data are good enough to scale.</w:t>
+              <w:t xml:space="preserve">Retention and question-quality data are good enough to scale.</w:t>
             </w:r>
           </w:p>
         </w:tc>
@@ -7209,7 +7357,7 @@
                 <w:color w:val="334155"/>
                 <w:sz w:val="17"/>
               </w:rPr>
-              <w:t>8 - Public launch</w:t>
+              <w:t xml:space="preserve">8 - Public launch</w:t>
             </w:r>
           </w:p>
         </w:tc>
@@ -7239,7 +7387,7 @@
               <w:rPr>
                 <w:sz w:val="17"/>
               </w:rPr>
-              <w:t>Store assets, subscriptions, support flows, privacy/legal pages, release build.</w:t>
+              <w:t xml:space="preserve">Store assets, subscriptions, support flows, privacy/legal pages, release build.</w:t>
             </w:r>
           </w:p>
         </w:tc>
@@ -7269,7 +7417,7 @@
               <w:rPr>
                 <w:sz w:val="17"/>
               </w:rPr>
-              <w:t>Approx. 800-1,000 complete levels across 8-10 trees.</w:t>
+              <w:t xml:space="preserve">Approx. 800-1,000 complete levels across 8-10 trees.</w:t>
             </w:r>
           </w:p>
         </w:tc>
@@ -7299,7 +7447,7 @@
               <w:rPr>
                 <w:sz w:val="17"/>
               </w:rPr>
-              <w:t>No half-built trees; source registry and correction workflow operational.</w:t>
+              <w:t xml:space="preserve">No half-built trees; source registry and correction workflow operational.</w:t>
             </w:r>
           </w:p>
         </w:tc>
@@ -7336,7 +7484,7 @@
                 <w:color w:val="334155"/>
                 <w:sz w:val="17"/>
               </w:rPr>
-              <w:t>9 - Expansion</w:t>
+              <w:t xml:space="preserve">9 - Expansion</w:t>
             </w:r>
           </w:p>
         </w:tc>
@@ -7366,7 +7514,7 @@
               <w:rPr>
                 <w:sz w:val="17"/>
               </w:rPr>
-              <w:t>Social/profile polish, deeper achievements, optional comparisons.</w:t>
+              <w:t xml:space="preserve">Rewards foundation (trophies, titles, profile, earned cosmetics), then Weekly Knowledge Quests, then friends / comparisons.</w:t>
             </w:r>
           </w:p>
         </w:tc>
@@ -7396,7 +7544,7 @@
               <w:rPr>
                 <w:sz w:val="17"/>
               </w:rPr>
-              <w:t>101-200 prestige packs; new trees.</w:t>
+              <w:t xml:space="preserve">101-200 prestige packs; new trees; weekly quest themes that pair 5 related trees.</w:t>
             </w:r>
           </w:p>
         </w:tc>
@@ -7426,7 +7574,7 @@
               <w:rPr>
                 <w:sz w:val="17"/>
               </w:rPr>
-              <w:t>Expansion adds depth without changing the simple core loop.</w:t>
+              <w:t xml:space="preserve">Expansion adds depth without changing the simple core loop; quests never block it.</w:t>
             </w:r>
           </w:p>
         </w:tc>
@@ -8164,7 +8312,7 @@
                 <w:color w:val="334155"/>
                 <w:sz w:val="18"/>
               </w:rPr>
-              <w:t>P0</w:t>
+              <w:t xml:space="preserve">P0</w:t>
             </w:r>
           </w:p>
         </w:tc>
@@ -8194,7 +8342,7 @@
               <w:rPr>
                 <w:sz w:val="18"/>
               </w:rPr>
-              <w:t>Onboarding</w:t>
+              <w:t xml:space="preserve">Onboarding</w:t>
             </w:r>
           </w:p>
         </w:tc>
@@ -8224,7 +8372,7 @@
               <w:rPr>
                 <w:sz w:val="18"/>
               </w:rPr>
-              <w:t>Pick interests, explain levels, start first tree within ~60 seconds.</w:t>
+              <w:t xml:space="preserve">Pick interests, explain levels, start first tree within ~60 seconds.</w:t>
             </w:r>
           </w:p>
         </w:tc>
@@ -8261,7 +8409,7 @@
                 <w:color w:val="334155"/>
                 <w:sz w:val="18"/>
               </w:rPr>
-              <w:t>P0</w:t>
+              <w:t xml:space="preserve">P0</w:t>
             </w:r>
           </w:p>
         </w:tc>
@@ -8291,7 +8439,7 @@
               <w:rPr>
                 <w:sz w:val="18"/>
               </w:rPr>
-              <w:t>Home / Continue</w:t>
+              <w:t xml:space="preserve">Home / Continue</w:t>
             </w:r>
           </w:p>
         </w:tc>
@@ -8321,7 +8469,7 @@
               <w:rPr>
                 <w:sz w:val="18"/>
               </w:rPr>
-              <w:t>One obvious “continue leveling” action plus daily progress.</w:t>
+              <w:t xml:space="preserve">One obvious “continue leveling” action plus daily progress.</w:t>
             </w:r>
           </w:p>
         </w:tc>
@@ -8358,7 +8506,7 @@
                 <w:color w:val="334155"/>
                 <w:sz w:val="18"/>
               </w:rPr>
-              <w:t>P0</w:t>
+              <w:t xml:space="preserve">P0</w:t>
             </w:r>
           </w:p>
         </w:tc>
@@ -8388,7 +8536,7 @@
               <w:rPr>
                 <w:sz w:val="18"/>
               </w:rPr>
-              <w:t>Subject / Skill tree</w:t>
+              <w:t xml:space="preserve">Subject / Skill tree</w:t>
             </w:r>
           </w:p>
         </w:tc>
@@ -8418,7 +8566,7 @@
               <w:rPr>
                 <w:sz w:val="18"/>
               </w:rPr>
-              <w:t>Show 1-100 progress, locked future levels, mastery star, current node.</w:t>
+              <w:t xml:space="preserve">Show 1-100 progress, locked future levels, mastery star, current node.</w:t>
             </w:r>
           </w:p>
         </w:tc>
@@ -8455,7 +8603,7 @@
                 <w:color w:val="334155"/>
                 <w:sz w:val="18"/>
               </w:rPr>
-              <w:t>P0</w:t>
+              <w:t xml:space="preserve">P0</w:t>
             </w:r>
           </w:p>
         </w:tc>
@@ -8485,7 +8633,7 @@
               <w:rPr>
                 <w:sz w:val="18"/>
               </w:rPr>
-              <w:t>Lesson feed</w:t>
+              <w:t xml:space="preserve">Lesson feed</w:t>
             </w:r>
           </w:p>
         </w:tc>
@@ -8515,7 +8663,7 @@
               <w:rPr>
                 <w:sz w:val="18"/>
               </w:rPr>
-              <w:t>Swipe/tap through cards, answer questions, finish level.</w:t>
+              <w:t xml:space="preserve">Swipe/tap through cards, answer questions, finish level.</w:t>
             </w:r>
           </w:p>
         </w:tc>
@@ -8552,7 +8700,7 @@
                 <w:color w:val="334155"/>
                 <w:sz w:val="18"/>
               </w:rPr>
-              <w:t>P0</w:t>
+              <w:t xml:space="preserve">P0</w:t>
             </w:r>
           </w:p>
         </w:tc>
@@ -8582,7 +8730,7 @@
               <w:rPr>
                 <w:sz w:val="18"/>
               </w:rPr>
-              <w:t>Level complete</w:t>
+              <w:t xml:space="preserve">Level complete</w:t>
             </w:r>
           </w:p>
         </w:tc>
@@ -8612,7 +8760,7 @@
               <w:rPr>
                 <w:sz w:val="18"/>
               </w:rPr>
-              <w:t>XP animation, new level, concept summary, continue action.</w:t>
+              <w:t xml:space="preserve">XP animation, new level, concept summary, continue action.</w:t>
             </w:r>
           </w:p>
         </w:tc>
@@ -8649,7 +8797,7 @@
                 <w:color w:val="334155"/>
                 <w:sz w:val="18"/>
               </w:rPr>
-              <w:t>P0</w:t>
+              <w:t xml:space="preserve">P0</w:t>
             </w:r>
           </w:p>
         </w:tc>
@@ -8679,7 +8827,7 @@
               <w:rPr>
                 <w:sz w:val="18"/>
               </w:rPr>
-              <w:t>Character sheet</w:t>
+              <w:t xml:space="preserve">Character sheet</w:t>
             </w:r>
           </w:p>
         </w:tc>
@@ -8709,7 +8857,7 @@
               <w:rPr>
                 <w:sz w:val="18"/>
               </w:rPr>
-              <w:t>Overall, subject, skill, mastery, titles, achievements.</w:t>
+              <w:t xml:space="preserve">Overall, subject, skill, mastery, titles, achievements.</w:t>
             </w:r>
           </w:p>
         </w:tc>
@@ -8746,7 +8894,7 @@
                 <w:color w:val="334155"/>
                 <w:sz w:val="18"/>
               </w:rPr>
-              <w:t>P0</w:t>
+              <w:t xml:space="preserve">P0</w:t>
             </w:r>
           </w:p>
         </w:tc>
@@ -8776,7 +8924,7 @@
               <w:rPr>
                 <w:sz w:val="18"/>
               </w:rPr>
-              <w:t>Daily cap</w:t>
+              <w:t xml:space="preserve">Daily cap</w:t>
             </w:r>
           </w:p>
         </w:tc>
@@ -8806,7 +8954,7 @@
               <w:rPr>
                 <w:sz w:val="18"/>
               </w:rPr>
-              <w:t>Celebrate 5/5, offer unlimited review, and optionally Unlimited subscription.</w:t>
+              <w:t xml:space="preserve">Celebrate 5/5, offer unlimited review, and optionally Unlimited subscription. Post-MVP: also show active Weekly Quest progress.</w:t>
             </w:r>
           </w:p>
         </w:tc>
@@ -8843,7 +8991,7 @@
                 <w:color w:val="334155"/>
                 <w:sz w:val="18"/>
               </w:rPr>
-              <w:t>P0</w:t>
+              <w:t xml:space="preserve">P0</w:t>
             </w:r>
           </w:p>
         </w:tc>
@@ -8873,7 +9021,7 @@
               <w:rPr>
                 <w:sz w:val="18"/>
               </w:rPr>
-              <w:t>Review</w:t>
+              <w:t xml:space="preserve">Review</w:t>
             </w:r>
           </w:p>
         </w:tc>
@@ -8903,7 +9051,7 @@
               <w:rPr>
                 <w:sz w:val="18"/>
               </w:rPr>
-              <w:t>Spaced-repetition queue from previously completed concepts.</w:t>
+              <w:t xml:space="preserve">Spaced-repetition queue from previously completed concepts.</w:t>
             </w:r>
           </w:p>
         </w:tc>
@@ -8940,7 +9088,7 @@
                 <w:color w:val="334155"/>
                 <w:sz w:val="18"/>
               </w:rPr>
-              <w:t>P0</w:t>
+              <w:t xml:space="preserve">P0</w:t>
             </w:r>
           </w:p>
         </w:tc>
@@ -8970,7 +9118,7 @@
               <w:rPr>
                 <w:sz w:val="18"/>
               </w:rPr>
-              <w:t>Subscription</w:t>
+              <w:t xml:space="preserve">Subscription</w:t>
             </w:r>
           </w:p>
         </w:tc>
@@ -9000,7 +9148,7 @@
               <w:rPr>
                 <w:sz w:val="18"/>
               </w:rPr>
-              <w:t>Monthly/annual, restore, clear free-vs-paid explanation.</w:t>
+              <w:t xml:space="preserve">Monthly/annual, restore, clear free-vs-paid explanation.</w:t>
             </w:r>
           </w:p>
         </w:tc>
@@ -9037,7 +9185,7 @@
                 <w:color w:val="334155"/>
                 <w:sz w:val="18"/>
               </w:rPr>
-              <w:t>P1</w:t>
+              <w:t xml:space="preserve">P1</w:t>
             </w:r>
           </w:p>
         </w:tc>
@@ -9067,7 +9215,7 @@
               <w:rPr>
                 <w:sz w:val="18"/>
               </w:rPr>
-              <w:t>Achievements / titles</w:t>
+              <w:t xml:space="preserve">Achievements / titles</w:t>
             </w:r>
           </w:p>
         </w:tc>
@@ -9097,7 +9245,7 @@
               <w:rPr>
                 <w:sz w:val="18"/>
               </w:rPr>
-              <w:t>Transparent requirements and earned rewards.</w:t>
+              <w:t xml:space="preserve">Transparent requirements and earned rewards.</w:t>
             </w:r>
           </w:p>
         </w:tc>
@@ -9134,7 +9282,7 @@
                 <w:color w:val="334155"/>
                 <w:sz w:val="18"/>
               </w:rPr>
-              <w:t>P1</w:t>
+              <w:t xml:space="preserve">P1</w:t>
             </w:r>
           </w:p>
         </w:tc>
@@ -9164,7 +9312,7 @@
               <w:rPr>
                 <w:sz w:val="18"/>
               </w:rPr>
-              <w:t>Content report</w:t>
+              <w:t xml:space="preserve">Content report</w:t>
             </w:r>
           </w:p>
         </w:tc>
@@ -9194,7 +9342,7 @@
               <w:rPr>
                 <w:sz w:val="18"/>
               </w:rPr>
-              <w:t>Flag factual issue, confusing question, typo, or bad image.</w:t>
+              <w:t xml:space="preserve">Flag factual issue, confusing question, typo, or bad image.</w:t>
             </w:r>
           </w:p>
         </w:tc>
@@ -9231,7 +9379,7 @@
                 <w:color w:val="334155"/>
                 <w:sz w:val="18"/>
               </w:rPr>
-              <w:t>P2</w:t>
+              <w:t xml:space="preserve">P2</w:t>
             </w:r>
           </w:p>
         </w:tc>
@@ -9261,7 +9409,7 @@
               <w:rPr>
                 <w:sz w:val="18"/>
               </w:rPr>
-              <w:t>Friends / comparisons</w:t>
+              <w:t xml:space="preserve">Friends / comparisons</w:t>
             </w:r>
           </w:p>
         </w:tc>
@@ -9291,7 +9439,104 @@
               <w:rPr>
                 <w:sz w:val="18"/>
               </w:rPr>
-              <w:t>Only after the solo loop is proven; avoid anxiety mechanics.</w:t>
+              <w:t xml:space="preserve">Only after the solo loop is proven; avoid anxiety mechanics.</w:t>
+            </w:r>
+          </w:p>
+        </w:tc>
+      </w:tr>
+      <w:tr>
+        <w:trPr>
+          <w:cantSplit/>
+        </w:trPr>
+        <w:tc>
+          <w:tcPr>
+            <w:tcW w:type="dxa" w:w="936"/>
+            <w:shd w:fill="FFFFFF"/>
+            <w:tcMar>
+              <w:top w:w="120" w:type="dxa"/>
+              <w:start w:w="120" w:type="dxa"/>
+              <w:bottom w:w="120" w:type="dxa"/>
+              <w:end w:w="120" w:type="dxa"/>
+            </w:tcMar>
+            <w:tcBorders>
+              <w:top w:val="single" w:sz="3" w:color="CBD5E1"/>
+              <w:left w:val="single" w:sz="3" w:color="CBD5E1"/>
+              <w:bottom w:val="single" w:sz="3" w:color="CBD5E1"/>
+              <w:right w:val="single" w:sz="3" w:color="CBD5E1"/>
+            </w:tcBorders>
+            <w:vAlign w:val="center"/>
+          </w:tcPr>
+          <w:p>
+            <w:pPr>
+              <w:spacing w:after="0"/>
+            </w:pPr>
+            <w:r>
+              <w:rPr>
+                <w:b/>
+                <w:color w:val="334155"/>
+                <w:sz w:val="18"/>
+              </w:rPr>
+              <w:t xml:space="preserve">Post-MVP</w:t>
+            </w:r>
+          </w:p>
+        </w:tc>
+        <w:tc>
+          <w:tcPr>
+            <w:tcW w:type="dxa" w:w="2520"/>
+            <w:shd w:fill="FFFFFF"/>
+            <w:tcMar>
+              <w:top w:w="120" w:type="dxa"/>
+              <w:start w:w="120" w:type="dxa"/>
+              <w:bottom w:w="120" w:type="dxa"/>
+              <w:end w:w="120" w:type="dxa"/>
+            </w:tcMar>
+            <w:tcBorders>
+              <w:top w:val="single" w:sz="3" w:color="CBD5E1"/>
+              <w:left w:val="single" w:sz="3" w:color="CBD5E1"/>
+              <w:bottom w:val="single" w:sz="3" w:color="CBD5E1"/>
+              <w:right w:val="single" w:sz="3" w:color="CBD5E1"/>
+            </w:tcBorders>
+            <w:vAlign w:val="center"/>
+          </w:tcPr>
+          <w:p>
+            <w:pPr>
+              <w:spacing w:after="0"/>
+            </w:pPr>
+            <w:r>
+              <w:rPr>
+                <w:sz w:val="18"/>
+              </w:rPr>
+              <w:t xml:space="preserve">Weekly Quest + Chronicle</w:t>
+            </w:r>
+          </w:p>
+        </w:tc>
+        <w:tc>
+          <w:tcPr>
+            <w:tcW w:type="dxa" w:w="6336"/>
+            <w:shd w:fill="FFFFFF"/>
+            <w:tcMar>
+              <w:top w:w="120" w:type="dxa"/>
+              <w:start w:w="120" w:type="dxa"/>
+              <w:bottom w:w="120" w:type="dxa"/>
+              <w:end w:w="120" w:type="dxa"/>
+            </w:tcMar>
+            <w:tcBorders>
+              <w:top w:val="single" w:sz="3" w:color="CBD5E1"/>
+              <w:left w:val="single" w:sz="3" w:color="CBD5E1"/>
+              <w:bottom w:val="single" w:sz="3" w:color="CBD5E1"/>
+              <w:right w:val="single" w:sz="3" w:color="CBD5E1"/>
+            </w:tcBorders>
+            <w:vAlign w:val="center"/>
+          </w:tcPr>
+          <w:p>
+            <w:pPr>
+              <w:spacing w:after="0"/>
+            </w:pPr>
+            <w:r>
+              <w:rPr>
+                <w:sz w:val="18"/>
+              </w:rPr>
+              <w:t xml:space="preserve">Theme emblem, five 0/5 requirements, 0/25 total, reward preview, Final Encounter; archive of past quests.</w:t>
             </w:r>
           </w:p>
         </w:tc>
@@ -9380,7 +9625,7 @@
               <w:spacing w:after="0"/>
             </w:pPr>
             <w:r>
-              <w:t>Free forever: 5 new levels per day, unlimited review, all subjects available. Unlimited: $4.99/month or $39.99/year as initial pricing hypotheses. No ads. No premium-only knowledge.</w:t>
+              <w:t>Free forever: 5 new levels per day, unlimited review, all subjects available. Unlimited: $4.99/month or $39.99/year as initial pricing hypotheses. No ads. No premium-only knowledge. Weekly Knowledge Quests follow the same rule: the standard quest is finishable free, and Unlimited only lets a user finish it faster.</w:t>
             </w:r>
           </w:p>
         </w:tc>
@@ -9438,7 +9683,7 @@
                 <w:color w:val="4338CA"/>
                 <w:sz w:val="24"/>
               </w:rPr>
-              <w:t>DAILY QUEST COMPLETE</w:t>
+              <w:t xml:space="preserve">DAILY KNOWLEDGE COMPLETE</w:t>
             </w:r>
           </w:p>
           <w:p>
@@ -9451,7 +9696,32 @@
                 <w:color w:val="172554"/>
                 <w:sz w:val="36"/>
               </w:rPr>
-              <w:t>5 / 5 new levels</w:t>
+              <w:t xml:space="preserve">5 / 5 new levels</w:t>
+            </w:r>
+          </w:p>
+          <w:p>
+            <w:pPr>
+              <w:jc w:val="center"/>
+            </w:pPr>
+            <w:r>
+              <w:rPr>
+                <w:b/>
+                <w:color w:val="4338CA"/>
+                <w:sz w:val="24"/>
+              </w:rPr>
+              <w:t xml:space="preserve">WEEKLY QUEST  ·  THE ROMAN WORLD  ·  14 / 25</w:t>
+            </w:r>
+          </w:p>
+          <w:p>
+            <w:pPr>
+              <w:jc w:val="center"/>
+            </w:pPr>
+            <w:r>
+              <w:rPr>
+                <w:color w:val="64748B"/>
+                <w:sz w:val="19"/>
+              </w:rPr>
+              <w:t xml:space="preserve">Roman History 5/5 ✓  ·  European Geography 5/5 ✓  ·  Art &amp; Architecture 3/5  ·  Government &amp; Society 1/5  ·  Mythology &amp; Religion 0/5</w:t>
             </w:r>
           </w:p>
           <w:p>
@@ -9463,7 +9733,19 @@
                 <w:color w:val="334155"/>
                 <w:sz w:val="24"/>
               </w:rPr>
-              <w:t>No more doomscrolling. Go touch grass.</w:t>
+              <w:t xml:space="preserve">11 levels remaining. Come back tomorrow and keep building.</w:t>
+            </w:r>
+          </w:p>
+          <w:p>
+            <w:pPr>
+              <w:jc w:val="center"/>
+            </w:pPr>
+            <w:r>
+              <w:rPr>
+                <w:color w:val="334155"/>
+                <w:sz w:val="24"/>
+              </w:rPr>
+              <w:t xml:space="preserve">No more doomscrolling. Go touch grass.</w:t>
             </w:r>
           </w:p>
           <w:p>
@@ -9475,7 +9757,19 @@
                 <w:color w:val="64748B"/>
                 <w:sz w:val="19"/>
               </w:rPr>
-              <w:t>Review what you learned  |  Keep going with Unlimited</w:t>
+              <w:t xml:space="preserve">Review Knowledge  |  Keep Leveling — Unlimited $4.99/month</w:t>
+            </w:r>
+          </w:p>
+          <w:p>
+            <w:pPr>
+              <w:jc w:val="center"/>
+            </w:pPr>
+            <w:r>
+              <w:rPr>
+                <w:color w:val="64748B"/>
+                <w:sz w:val="19"/>
+              </w:rPr>
+              <w:t xml:space="preserve">The Weekly Quest block appears only while a quest is active (post-MVP).</w:t>
             </w:r>
           </w:p>
         </w:tc>
@@ -9543,6 +9837,24 @@
       </w:pPr>
       <w:r>
         <w:t>Do not use fake urgency. Subscription prompts should appear at natural friction points, especially when the free user asks to continue after 5 levels.</w:t>
+      </w:r>
+    </w:p>
+    <w:p>
+      <w:pPr>
+        <w:pStyle w:val="ListBullet"/>
+        <w:spacing w:after="60"/>
+      </w:pPr>
+      <w:r>
+        <w:t xml:space="preserve">Do not make Weekly Quests, their knowledge or their core rewards Unlimited-only. Pay for freedom, not knowledge.</w:t>
+      </w:r>
+    </w:p>
+    <w:p>
+      <w:pPr>
+        <w:pStyle w:val="ListBullet"/>
+        <w:spacing w:after="60"/>
+      </w:pPr>
+      <w:r>
+        <w:t xml:space="preserve">Do not use FOMO. When a Weekly Quest ends it moves to the Chronicle; nothing is lost forever.</w:t>
       </w:r>
     </w:p>
     <w:p>
@@ -9673,7 +9985,7 @@
                 <w:color w:val="334155"/>
                 <w:sz w:val="19"/>
               </w:rPr>
-              <w:t>Activation</w:t>
+              <w:t xml:space="preserve">Activation</w:t>
             </w:r>
           </w:p>
         </w:tc>
@@ -9703,7 +10015,7 @@
               <w:rPr>
                 <w:sz w:val="19"/>
               </w:rPr>
-              <w:t>Percent of new users who complete 3 levels in their first session.</w:t>
+              <w:t xml:space="preserve">Percent of new users who complete 3 levels in their first session.</w:t>
             </w:r>
           </w:p>
         </w:tc>
@@ -9740,7 +10052,7 @@
                 <w:color w:val="334155"/>
                 <w:sz w:val="19"/>
               </w:rPr>
-              <w:t>Day 1 / Day 7 / Day 30 return</w:t>
+              <w:t xml:space="preserve">Day 1 / Day 7 / Day 30 return</w:t>
             </w:r>
           </w:p>
         </w:tc>
@@ -9770,7 +10082,7 @@
               <w:rPr>
                 <w:sz w:val="19"/>
               </w:rPr>
-              <w:t>Whether leveling knowledge becomes a habit.</w:t>
+              <w:t xml:space="preserve">Whether leveling knowledge becomes a habit.</w:t>
             </w:r>
           </w:p>
         </w:tc>
@@ -9807,7 +10119,7 @@
                 <w:color w:val="334155"/>
                 <w:sz w:val="19"/>
               </w:rPr>
-              <w:t>Daily 5/5 completion</w:t>
+              <w:t xml:space="preserve">Daily 5/5 completion</w:t>
             </w:r>
           </w:p>
         </w:tc>
@@ -9837,7 +10149,7 @@
               <w:rPr>
                 <w:sz w:val="19"/>
               </w:rPr>
-              <w:t>Whether the free allowance is achievable and satisfying.</w:t>
+              <w:t xml:space="preserve">Whether the free allowance is achievable and satisfying.</w:t>
             </w:r>
           </w:p>
         </w:tc>
@@ -9874,7 +10186,7 @@
                 <w:color w:val="334155"/>
                 <w:sz w:val="19"/>
               </w:rPr>
-              <w:t>Cap hit rate</w:t>
+              <w:t xml:space="preserve">Cap hit rate</w:t>
             </w:r>
           </w:p>
         </w:tc>
@@ -9904,7 +10216,7 @@
               <w:rPr>
                 <w:sz w:val="19"/>
               </w:rPr>
-              <w:t>How often engaged free users naturally reach the monetization moment.</w:t>
+              <w:t xml:space="preserve">How often engaged free users naturally reach the monetization moment.</w:t>
             </w:r>
           </w:p>
         </w:tc>
@@ -9941,7 +10253,7 @@
                 <w:color w:val="334155"/>
                 <w:sz w:val="19"/>
               </w:rPr>
-              <w:t>Paid conversion after cap</w:t>
+              <w:t xml:space="preserve">Paid conversion after cap</w:t>
             </w:r>
           </w:p>
         </w:tc>
@@ -9971,7 +10283,7 @@
               <w:rPr>
                 <w:sz w:val="19"/>
               </w:rPr>
-              <w:t>Whether Unlimited is valuable without aggressive prompting.</w:t>
+              <w:t xml:space="preserve">Whether Unlimited is valuable without aggressive prompting.</w:t>
             </w:r>
           </w:p>
         </w:tc>
@@ -10008,7 +10320,7 @@
                 <w:color w:val="334155"/>
                 <w:sz w:val="19"/>
               </w:rPr>
-              <w:t>Review participation</w:t>
+              <w:t xml:space="preserve">Review participation</w:t>
             </w:r>
           </w:p>
         </w:tc>
@@ -10038,7 +10350,7 @@
               <w:rPr>
                 <w:sz w:val="19"/>
               </w:rPr>
-              <w:t>Whether users care about retaining knowledge, not only unlocking levels.</w:t>
+              <w:t xml:space="preserve">Whether users care about retaining knowledge, not only unlocking levels.</w:t>
             </w:r>
           </w:p>
         </w:tc>
@@ -10075,7 +10387,7 @@
                 <w:color w:val="334155"/>
                 <w:sz w:val="19"/>
               </w:rPr>
-              <w:t>Delayed recall accuracy</w:t>
+              <w:t xml:space="preserve">Delayed recall accuracy</w:t>
             </w:r>
           </w:p>
         </w:tc>
@@ -10105,7 +10417,7 @@
               <w:rPr>
                 <w:sz w:val="19"/>
               </w:rPr>
-              <w:t>A learning-quality signal independent of progression speed.</w:t>
+              <w:t xml:space="preserve">A learning-quality signal independent of progression speed.</w:t>
             </w:r>
           </w:p>
         </w:tc>
@@ -10142,7 +10454,7 @@
                 <w:color w:val="334155"/>
                 <w:sz w:val="19"/>
               </w:rPr>
-              <w:t>Tree completion</w:t>
+              <w:t xml:space="preserve">Tree completion</w:t>
             </w:r>
           </w:p>
         </w:tc>
@@ -10172,7 +10484,7 @@
               <w:rPr>
                 <w:sz w:val="19"/>
               </w:rPr>
-              <w:t>Whether 1-100 pacing and difficulty stay interesting.</w:t>
+              <w:t xml:space="preserve">Whether 1-100 pacing and difficulty stay interesting.</w:t>
             </w:r>
           </w:p>
         </w:tc>
@@ -10209,7 +10521,7 @@
                 <w:color w:val="334155"/>
                 <w:sz w:val="19"/>
               </w:rPr>
-              <w:t>Question dispute/report rate</w:t>
+              <w:t xml:space="preserve">Question dispute/report rate</w:t>
             </w:r>
           </w:p>
         </w:tc>
@@ -10239,7 +10551,7 @@
               <w:rPr>
                 <w:sz w:val="19"/>
               </w:rPr>
-              <w:t>Fast signal for ambiguous or incorrect content.</w:t>
+              <w:t xml:space="preserve">Fast signal for ambiguous or incorrect content.</w:t>
             </w:r>
           </w:p>
         </w:tc>
@@ -10276,7 +10588,7 @@
                 <w:color w:val="334155"/>
                 <w:sz w:val="19"/>
               </w:rPr>
-              <w:t>Subscription retention</w:t>
+              <w:t xml:space="preserve">Subscription retention</w:t>
             </w:r>
           </w:p>
         </w:tc>
@@ -10306,7 +10618,74 @@
               <w:rPr>
                 <w:sz w:val="19"/>
               </w:rPr>
-              <w:t>Whether users continue valuing unlimited progression after novelty fades.</w:t>
+              <w:t xml:space="preserve">Whether users continue valuing unlimited progression after novelty fades.</w:t>
+            </w:r>
+          </w:p>
+        </w:tc>
+      </w:tr>
+      <w:tr>
+        <w:trPr>
+          <w:cantSplit/>
+        </w:trPr>
+        <w:tc>
+          <w:tcPr>
+            <w:tcW w:type="dxa" w:w="3024"/>
+            <w:shd w:fill="FFFFFF"/>
+            <w:tcMar>
+              <w:top w:w="120" w:type="dxa"/>
+              <w:start w:w="120" w:type="dxa"/>
+              <w:bottom w:w="120" w:type="dxa"/>
+              <w:end w:w="120" w:type="dxa"/>
+            </w:tcMar>
+            <w:tcBorders>
+              <w:top w:val="single" w:sz="3" w:color="CBD5E1"/>
+              <w:left w:val="single" w:sz="3" w:color="CBD5E1"/>
+              <w:bottom w:val="single" w:sz="3" w:color="CBD5E1"/>
+              <w:right w:val="single" w:sz="3" w:color="CBD5E1"/>
+            </w:tcBorders>
+            <w:vAlign w:val="center"/>
+          </w:tcPr>
+          <w:p>
+            <w:pPr>
+              <w:spacing w:after="0"/>
+            </w:pPr>
+            <w:r>
+              <w:rPr>
+                <w:b/>
+                <w:color w:val="334155"/>
+                <w:sz w:val="19"/>
+              </w:rPr>
+              <w:t xml:space="preserve">Weekly Quest completion (post-MVP)</w:t>
+            </w:r>
+          </w:p>
+        </w:tc>
+        <w:tc>
+          <w:tcPr>
+            <w:tcW w:type="dxa" w:w="6768"/>
+            <w:shd w:fill="FFFFFF"/>
+            <w:tcMar>
+              <w:top w:w="120" w:type="dxa"/>
+              <w:start w:w="120" w:type="dxa"/>
+              <w:bottom w:w="120" w:type="dxa"/>
+              <w:end w:w="120" w:type="dxa"/>
+            </w:tcMar>
+            <w:tcBorders>
+              <w:top w:val="single" w:sz="3" w:color="CBD5E1"/>
+              <w:left w:val="single" w:sz="3" w:color="CBD5E1"/>
+              <w:bottom w:val="single" w:sz="3" w:color="CBD5E1"/>
+              <w:right w:val="single" w:sz="3" w:color="CBD5E1"/>
+            </w:tcBorders>
+            <w:vAlign w:val="center"/>
+          </w:tcPr>
+          <w:p>
+            <w:pPr>
+              <w:spacing w:after="0"/>
+            </w:pPr>
+            <w:r>
+              <w:rPr>
+                <w:sz w:val="19"/>
+              </w:rPr>
+              <w:t xml:space="preserve">Whether quests create purposeful breadth; free-user completion shows the quest size is fair.</w:t>
             </w:r>
           </w:p>
         </w:tc>
@@ -11114,6 +11493,15 @@
       </w:pPr>
       <w:r>
         <w:t>Leaderboards that reward raw time or speed; they incentivize behavior that conflicts with actual learning.</w:t>
+      </w:r>
+    </w:p>
+    <w:p>
+      <w:pPr>
+        <w:pStyle w:val="ListBullet"/>
+        <w:spacing w:after="60"/>
+      </w:pPr>
+      <w:r>
+        <w:t xml:space="preserve">Weekly Knowledge Quests. They build on a proven loop plus trophies, titles and cosmetics, and must not block launch.</w:t>
       </w:r>
     </w:p>
     <w:p>
@@ -12303,7 +12691,7 @@
                 <w:color w:val="334155"/>
                 <w:sz w:val="19"/>
               </w:rPr>
-              <w:t>1</w:t>
+              <w:t xml:space="preserve">1</w:t>
             </w:r>
           </w:p>
         </w:tc>
@@ -12333,7 +12721,7 @@
               <w:rPr>
                 <w:sz w:val="19"/>
               </w:rPr>
-              <w:t>Add more complete 1-100 trees</w:t>
+              <w:t xml:space="preserve">Add more complete 1-100 trees</w:t>
             </w:r>
           </w:p>
         </w:tc>
@@ -12363,7 +12751,7 @@
               <w:rPr>
                 <w:sz w:val="19"/>
               </w:rPr>
-              <w:t>Breadth without changing the product model.</w:t>
+              <w:t xml:space="preserve">Breadth without changing the product model.</w:t>
             </w:r>
           </w:p>
         </w:tc>
@@ -12400,7 +12788,7 @@
                 <w:color w:val="334155"/>
                 <w:sz w:val="19"/>
               </w:rPr>
-              <w:t>2</w:t>
+              <w:t xml:space="preserve">2</w:t>
             </w:r>
           </w:p>
         </w:tc>
@@ -12430,7 +12818,7 @@
               <w:rPr>
                 <w:sz w:val="19"/>
               </w:rPr>
-              <w:t>Release first 101-200 prestige packs</w:t>
+              <w:t xml:space="preserve">Release first 101-200 prestige packs</w:t>
             </w:r>
           </w:p>
         </w:tc>
@@ -12460,7 +12848,7 @@
               <w:rPr>
                 <w:sz w:val="19"/>
               </w:rPr>
-              <w:t>Tests whether power users want true depth.</w:t>
+              <w:t xml:space="preserve">Tests whether power users want true depth.</w:t>
             </w:r>
           </w:p>
         </w:tc>
@@ -12497,7 +12885,7 @@
                 <w:color w:val="334155"/>
                 <w:sz w:val="19"/>
               </w:rPr>
-              <w:t>3</w:t>
+              <w:t xml:space="preserve">3</w:t>
             </w:r>
           </w:p>
         </w:tc>
@@ -12527,7 +12915,7 @@
               <w:rPr>
                 <w:sz w:val="19"/>
               </w:rPr>
-              <w:t>Improve personalized review</w:t>
+              <w:t xml:space="preserve">Improve personalized review</w:t>
             </w:r>
           </w:p>
         </w:tc>
@@ -12557,7 +12945,7 @@
               <w:rPr>
                 <w:sz w:val="19"/>
               </w:rPr>
-              <w:t>Makes mastery more durable as user histories grow.</w:t>
+              <w:t xml:space="preserve">Makes mastery more durable as user histories grow.</w:t>
             </w:r>
           </w:p>
         </w:tc>
@@ -12594,7 +12982,7 @@
                 <w:color w:val="334155"/>
                 <w:sz w:val="19"/>
               </w:rPr>
-              <w:t>4</w:t>
+              <w:t xml:space="preserve">4</w:t>
             </w:r>
           </w:p>
         </w:tc>
@@ -12624,7 +13012,7 @@
               <w:rPr>
                 <w:sz w:val="19"/>
               </w:rPr>
-              <w:t>Titles, rare achievements, profile showcase</w:t>
+              <w:t xml:space="preserve">Titles, rare achievements, profile showcase, earned cosmetics</w:t>
             </w:r>
           </w:p>
         </w:tc>
@@ -12654,7 +13042,7 @@
               <w:rPr>
                 <w:sz w:val="19"/>
               </w:rPr>
-              <w:t>Strengthens identity without pay-to-win.</w:t>
+              <w:t xml:space="preserve">Strengthens identity without pay-to-win.</w:t>
             </w:r>
           </w:p>
         </w:tc>
@@ -12691,7 +13079,7 @@
                 <w:color w:val="334155"/>
                 <w:sz w:val="19"/>
               </w:rPr>
-              <w:t>5</w:t>
+              <w:t xml:space="preserve">5</w:t>
             </w:r>
           </w:p>
         </w:tc>
@@ -12721,7 +13109,7 @@
               <w:rPr>
                 <w:sz w:val="19"/>
               </w:rPr>
-              <w:t>Friends / comparison features</w:t>
+              <w:t xml:space="preserve">Weekly Knowledge Quests</w:t>
             </w:r>
           </w:p>
         </w:tc>
@@ -12751,7 +13139,7 @@
               <w:rPr>
                 <w:sz w:val="19"/>
               </w:rPr>
-              <w:t>Adds social accountability only after solo value is proven.</w:t>
+              <w:t xml:space="preserve">Short-term purpose and themed breadth on top of a proven loop and reward system.</w:t>
             </w:r>
           </w:p>
         </w:tc>
@@ -12788,7 +13176,7 @@
                 <w:color w:val="334155"/>
                 <w:sz w:val="19"/>
               </w:rPr>
-              <w:t>6</w:t>
+              <w:t xml:space="preserve">6</w:t>
             </w:r>
           </w:p>
         </w:tc>
@@ -12818,7 +13206,7 @@
               <w:rPr>
                 <w:sz w:val="19"/>
               </w:rPr>
-              <w:t>Optional AI tutor/explanations</w:t>
+              <w:t xml:space="preserve">Friends / comparison features, including friend quest progress</w:t>
             </w:r>
           </w:p>
         </w:tc>
@@ -12848,7 +13236,7 @@
               <w:rPr>
                 <w:sz w:val="19"/>
               </w:rPr>
-              <w:t>Useful on-demand depth without making the canonical curriculum nondeterministic.</w:t>
+              <w:t xml:space="preserve">Adds social accountability only after solo value is proven.</w:t>
             </w:r>
           </w:p>
         </w:tc>
@@ -12885,7 +13273,7 @@
                 <w:color w:val="334155"/>
                 <w:sz w:val="19"/>
               </w:rPr>
-              <w:t>7</w:t>
+              <w:t xml:space="preserve">7</w:t>
             </w:r>
           </w:p>
         </w:tc>
@@ -12915,7 +13303,7 @@
               <w:rPr>
                 <w:sz w:val="19"/>
               </w:rPr>
-              <w:t>Web/desktop surfaces</w:t>
+              <w:t xml:space="preserve">Optional AI tutor/explanations</w:t>
             </w:r>
           </w:p>
         </w:tc>
@@ -12945,7 +13333,104 @@
               <w:rPr>
                 <w:sz w:val="19"/>
               </w:rPr>
-              <w:t>Expand access once content, accounts, and progress are stable.</w:t>
+              <w:t xml:space="preserve">Useful on-demand depth without making the canonical curriculum nondeterministic.</w:t>
+            </w:r>
+          </w:p>
+        </w:tc>
+      </w:tr>
+      <w:tr>
+        <w:trPr>
+          <w:cantSplit/>
+        </w:trPr>
+        <w:tc>
+          <w:tcPr>
+            <w:tcW w:type="dxa" w:w="1008"/>
+            <w:shd w:fill="FFFFFF"/>
+            <w:tcMar>
+              <w:top w:w="120" w:type="dxa"/>
+              <w:start w:w="120" w:type="dxa"/>
+              <w:bottom w:w="120" w:type="dxa"/>
+              <w:end w:w="120" w:type="dxa"/>
+            </w:tcMar>
+            <w:tcBorders>
+              <w:top w:val="single" w:sz="3" w:color="CBD5E1"/>
+              <w:left w:val="single" w:sz="3" w:color="CBD5E1"/>
+              <w:bottom w:val="single" w:sz="3" w:color="CBD5E1"/>
+              <w:right w:val="single" w:sz="3" w:color="CBD5E1"/>
+            </w:tcBorders>
+            <w:vAlign w:val="center"/>
+          </w:tcPr>
+          <w:p>
+            <w:pPr>
+              <w:spacing w:after="0"/>
+            </w:pPr>
+            <w:r>
+              <w:rPr>
+                <w:b/>
+                <w:color w:val="334155"/>
+                <w:sz w:val="19"/>
+              </w:rPr>
+              <w:t xml:space="preserve">8</w:t>
+            </w:r>
+          </w:p>
+        </w:tc>
+        <w:tc>
+          <w:tcPr>
+            <w:tcW w:type="dxa" w:w="3240"/>
+            <w:shd w:fill="FFFFFF"/>
+            <w:tcMar>
+              <w:top w:w="120" w:type="dxa"/>
+              <w:start w:w="120" w:type="dxa"/>
+              <w:bottom w:w="120" w:type="dxa"/>
+              <w:end w:w="120" w:type="dxa"/>
+            </w:tcMar>
+            <w:tcBorders>
+              <w:top w:val="single" w:sz="3" w:color="CBD5E1"/>
+              <w:left w:val="single" w:sz="3" w:color="CBD5E1"/>
+              <w:bottom w:val="single" w:sz="3" w:color="CBD5E1"/>
+              <w:right w:val="single" w:sz="3" w:color="CBD5E1"/>
+            </w:tcBorders>
+            <w:vAlign w:val="center"/>
+          </w:tcPr>
+          <w:p>
+            <w:pPr>
+              <w:spacing w:after="0"/>
+            </w:pPr>
+            <w:r>
+              <w:rPr>
+                <w:sz w:val="19"/>
+              </w:rPr>
+              <w:t xml:space="preserve">Web/desktop surfaces</w:t>
+            </w:r>
+          </w:p>
+        </w:tc>
+        <w:tc>
+          <w:tcPr>
+            <w:tcW w:type="dxa" w:w="5544"/>
+            <w:shd w:fill="FFFFFF"/>
+            <w:tcMar>
+              <w:top w:w="120" w:type="dxa"/>
+              <w:start w:w="120" w:type="dxa"/>
+              <w:bottom w:w="120" w:type="dxa"/>
+              <w:end w:w="120" w:type="dxa"/>
+            </w:tcMar>
+            <w:tcBorders>
+              <w:top w:val="single" w:sz="3" w:color="CBD5E1"/>
+              <w:left w:val="single" w:sz="3" w:color="CBD5E1"/>
+              <w:bottom w:val="single" w:sz="3" w:color="CBD5E1"/>
+              <w:right w:val="single" w:sz="3" w:color="CBD5E1"/>
+            </w:tcBorders>
+            <w:vAlign w:val="center"/>
+          </w:tcPr>
+          <w:p>
+            <w:pPr>
+              <w:spacing w:after="0"/>
+            </w:pPr>
+            <w:r>
+              <w:rPr>
+                <w:sz w:val="19"/>
+              </w:rPr>
+              <w:t xml:space="preserve">Expand access once content, accounts, and progress are stable.</w:t>
             </w:r>
           </w:p>
         </w:tc>
@@ -13045,6 +13530,15 @@
       </w:pPr>
       <w:r>
         <w:t>The app explicitly celebrates stopping: “No more doomscrolling. Go touch grass.”</w:t>
+      </w:r>
+    </w:p>
+    <w:p>
+      <w:pPr>
+        <w:pStyle w:val="ListBullet"/>
+        <w:spacing w:after="60"/>
+      </w:pPr>
+      <w:r>
+        <w:t xml:space="preserve">Weekly Knowledge Quests (post-MVP) count only new levels, are fully completable free, and move to the Chronicle when they end instead of disappearing.</w:t>
       </w:r>
     </w:p>
     <w:p>

--- a/brainscroll/docs/source/Product_Build_Roadmap.docx
+++ b/brainscroll/docs/source/Product_Build_Roadmap.docx
@@ -2018,7 +2018,7 @@
         <w:spacing w:after="60"/>
       </w:pPr>
       <w:r>
-        <w:t>3 light questions, each followed by a short explanation: one recall (the core fact), one understanding (why or how), one connection (to another concept, event or idea)</w:t>
+        <w:t xml:space="preserve">3 light questions: one recall (the core fact), one understanding (why or how), one connection (to another concept, event or idea). A wrong answer shows the card that teaches it and must be answered again correctly; there is no penalty and no restart</w:t>
       </w:r>
     </w:p>
     <w:p>
@@ -2036,12 +2036,12 @@
         <w:spacing w:after="60"/>
       </w:pPr>
       <w:r>
-        <w:t>a completion event that awards XP, advances the skill level and shows the next level immediately</w:t>
+        <w:t xml:space="preserve">a completion event, once every question is correctly resolved, that awards XP by first-attempt accuracy, advances the skill level and shows the next level immediately</w:t>
       </w:r>
     </w:p>
     <w:p>
       <w:r>
-        <w:t>Testing scales with the moment, not with every level: regular levels have 3 questions; every 10th-level checkpoint has about 5; the Level 50 milestone has 5-7; the Level 100 Mastery Challenge has about 10; review sessions vary with the concepts currently due. Wrong answers get a short explanation, never a penalty.</w:t>
+        <w:t>Testing scales with the moment, not with every level: regular levels have 3 questions; every 10th-level checkpoint has about 5; the Level 50 milestone has 5-7; the Level 100 Mastery Challenge has about 10; review sessions vary with the concepts currently due. Wrong answers are corrected in context with the lesson’s own evidence, never penalized.</w:t>
       </w:r>
     </w:p>
     <w:p>
@@ -3432,7 +3432,7 @@
         <w:spacing w:after="60"/>
       </w:pPr>
       <w:r>
-        <w:t>New level completion: base XP.</w:t>
+        <w:t xml:space="preserve">New level completion: XP by first-attempt accuracy: 3/3 → 100 (Perfect Recall), 2/3 → 70, 1/3 → 35, 0/3 → 15. Correcting a missed question completes the level but never restores XP; replays award nothing; XP is never negative.</w:t>
       </w:r>
     </w:p>
     <w:p>
@@ -3441,7 +3441,7 @@
         <w:spacing w:after="60"/>
       </w:pPr>
       <w:r>
-        <w:t>Correct answers: small performance bonus, but never enough to encourage guessing or grinding.</w:t>
+        <w:t xml:space="preserve">First attempts count once: each question’s first answer is recorded on the server and can’t be replaced by restarting the level, so leaderboards and mastery stay honest.</w:t>
       </w:r>
     </w:p>
     <w:p>
@@ -10588,6 +10588,73 @@
                 <w:color w:val="334155"/>
                 <w:sz w:val="19"/>
               </w:rPr>
+              <w:t xml:space="preserve">First-attempt accuracy / Perfect Recall rate</w:t>
+            </w:r>
+          </w:p>
+        </w:tc>
+        <w:tc>
+          <w:tcPr>
+            <w:tcW w:type="dxa" w:w="6768"/>
+            <w:shd w:fill="FFFFFF"/>
+            <w:tcMar>
+              <w:top w:w="120" w:type="dxa"/>
+              <w:start w:w="120" w:type="dxa"/>
+              <w:bottom w:w="120" w:type="dxa"/>
+              <w:end w:w="120" w:type="dxa"/>
+            </w:tcMar>
+            <w:tcBorders>
+              <w:top w:val="single" w:sz="3" w:color="CBD5E1"/>
+              <w:left w:val="single" w:sz="3" w:color="CBD5E1"/>
+              <w:bottom w:val="single" w:sz="3" w:color="CBD5E1"/>
+              <w:right w:val="single" w:sz="3" w:color="CBD5E1"/>
+            </w:tcBorders>
+            <w:vAlign w:val="center"/>
+          </w:tcPr>
+          <w:p>
+            <w:pPr>
+              <w:spacing w:after="0"/>
+            </w:pPr>
+            <w:r>
+              <w:rPr>
+                <w:sz w:val="19"/>
+              </w:rPr>
+              <w:t xml:space="preserve">Whether levels teach well enough to be remembered minutes later; outlier questions flag ambiguity.</w:t>
+            </w:r>
+          </w:p>
+        </w:tc>
+      </w:tr>
+      <w:tr>
+        <w:trPr>
+          <w:cantSplit/>
+        </w:trPr>
+        <w:tc>
+          <w:tcPr>
+            <w:tcW w:type="dxa" w:w="3024"/>
+            <w:shd w:fill="FFFFFF"/>
+            <w:tcMar>
+              <w:top w:w="120" w:type="dxa"/>
+              <w:start w:w="120" w:type="dxa"/>
+              <w:bottom w:w="120" w:type="dxa"/>
+              <w:end w:w="120" w:type="dxa"/>
+            </w:tcMar>
+            <w:tcBorders>
+              <w:top w:val="single" w:sz="3" w:color="CBD5E1"/>
+              <w:left w:val="single" w:sz="3" w:color="CBD5E1"/>
+              <w:bottom w:val="single" w:sz="3" w:color="CBD5E1"/>
+              <w:right w:val="single" w:sz="3" w:color="CBD5E1"/>
+            </w:tcBorders>
+            <w:vAlign w:val="center"/>
+          </w:tcPr>
+          <w:p>
+            <w:pPr>
+              <w:spacing w:after="0"/>
+            </w:pPr>
+            <w:r>
+              <w:rPr>
+                <w:b/>
+                <w:color w:val="334155"/>
+                <w:sz w:val="19"/>
+              </w:rPr>
               <w:t xml:space="preserve">Subscription retention</w:t>
             </w:r>
           </w:p>
@@ -13538,6 +13605,15 @@
         <w:spacing w:after="60"/>
       </w:pPr>
       <w:r>
+        <w:t xml:space="preserve">A level completes only when every question is correctly resolved; missed questions show their teaching card again. First-attempt accuracy sets the XP; resolution sets progression.</w:t>
+      </w:r>
+    </w:p>
+    <w:p>
+      <w:pPr>
+        <w:pStyle w:val="ListBullet"/>
+        <w:spacing w:after="60"/>
+      </w:pPr>
+      <w:r>
         <w:t xml:space="preserve">Weekly Knowledge Quests (post-MVP) count only new levels, are fully completable free, and move to the Chronicle when they end instead of disappearing.</w:t>
       </w:r>
     </w:p>

--- a/brainscroll/docs/source/Product_Build_Roadmap.docx
+++ b/brainscroll/docs/source/Product_Build_Roadmap.docx
@@ -2884,7 +2884,7 @@
                 <w:color w:val="334155"/>
                 <w:sz w:val="19"/>
               </w:rPr>
-              <w:t>1-10</w:t>
+              <w:t xml:space="preserve">1-10</w:t>
             </w:r>
           </w:p>
         </w:tc>
@@ -2914,7 +2914,7 @@
               <w:rPr>
                 <w:sz w:val="19"/>
               </w:rPr>
-              <w:t>Absolute fundamentals: vocabulary, orientation, major people/places, the basic map of the topic.</w:t>
+              <w:t xml:space="preserve">Absolute fundamentals: vocabulary, orientation, major people/places, the basic map of the topic.</w:t>
             </w:r>
           </w:p>
         </w:tc>
@@ -2951,7 +2951,7 @@
                 <w:color w:val="334155"/>
                 <w:sz w:val="19"/>
               </w:rPr>
-              <w:t>11-25</w:t>
+              <w:t xml:space="preserve">11-25</w:t>
             </w:r>
           </w:p>
         </w:tc>
@@ -2981,7 +2981,7 @@
               <w:rPr>
                 <w:sz w:val="19"/>
               </w:rPr>
-              <w:t>Core events, systems, relationships, and frequently referenced knowledge.</w:t>
+              <w:t xml:space="preserve">Core events, systems, relationships, and frequently referenced knowledge.</w:t>
             </w:r>
           </w:p>
         </w:tc>
@@ -3018,7 +3018,7 @@
                 <w:color w:val="334155"/>
                 <w:sz w:val="19"/>
               </w:rPr>
-              <w:t>26-50</w:t>
+              <w:t xml:space="preserve">26-50</w:t>
             </w:r>
           </w:p>
         </w:tc>
@@ -3048,7 +3048,7 @@
               <w:rPr>
                 <w:sz w:val="19"/>
               </w:rPr>
-              <w:t>Intermediate depth, chronology, causes/effects, comparisons, and important exceptions.</w:t>
+              <w:t xml:space="preserve">Intermediate depth, chronology, causes/effects, comparisons, and important exceptions.</w:t>
             </w:r>
           </w:p>
         </w:tc>
@@ -3085,7 +3085,7 @@
                 <w:color w:val="334155"/>
                 <w:sz w:val="19"/>
               </w:rPr>
-              <w:t>51-75</w:t>
+              <w:t xml:space="preserve">51-75</w:t>
             </w:r>
           </w:p>
         </w:tc>
@@ -3115,7 +3115,7 @@
               <w:rPr>
                 <w:sz w:val="19"/>
               </w:rPr>
-              <w:t>Broader context, second-order connections, deeper mechanisms, and less obvious material.</w:t>
+              <w:t xml:space="preserve">Broader context, second-order connections, deeper mechanisms, and less obvious material.</w:t>
             </w:r>
           </w:p>
         </w:tc>
@@ -3152,7 +3152,7 @@
                 <w:color w:val="334155"/>
                 <w:sz w:val="19"/>
               </w:rPr>
-              <w:t>76-95</w:t>
+              <w:t xml:space="preserve">76-95</w:t>
             </w:r>
           </w:p>
         </w:tc>
@@ -3182,7 +3182,7 @@
               <w:rPr>
                 <w:sz w:val="19"/>
               </w:rPr>
-              <w:t>Advanced synthesis, nuanced relationships, challenging recall, and more specialized concepts.</w:t>
+              <w:t xml:space="preserve">Advanced synthesis, nuanced relationships, challenging recall, and more specialized concepts.</w:t>
             </w:r>
           </w:p>
         </w:tc>
@@ -3219,7 +3219,7 @@
                 <w:color w:val="334155"/>
                 <w:sz w:val="19"/>
               </w:rPr>
-              <w:t>96-99</w:t>
+              <w:t xml:space="preserve">96-99</w:t>
             </w:r>
           </w:p>
         </w:tc>
@@ -3249,7 +3249,7 @@
               <w:rPr>
                 <w:sz w:val="19"/>
               </w:rPr>
-              <w:t>Integration: questions that force the learner to connect the full tree rather than recall isolated facts.</w:t>
+              <w:t xml:space="preserve">Integration: questions that force the learner to connect the full tree rather than recall isolated facts.</w:t>
             </w:r>
           </w:p>
         </w:tc>
@@ -3286,7 +3286,7 @@
                 <w:color w:val="334155"/>
                 <w:sz w:val="19"/>
               </w:rPr>
-              <w:t>100</w:t>
+              <w:t xml:space="preserve">100</w:t>
             </w:r>
           </w:p>
         </w:tc>
@@ -3316,7 +3316,7 @@
               <w:rPr>
                 <w:sz w:val="19"/>
               </w:rPr>
-              <w:t>Mastery Challenge (about 10 questions: the fullest test in the tree). Passing grants the first mastery star and unlocks the 101-200 expansion when available.</w:t>
+              <w:t xml:space="preserve">Mastery Challenge (about 10 questions: the fullest test in the tree). Completing it, with every question correctly resolved, grants the first mastery star and unlocks the 101-200 expansion when available. No minimum first-attempt score.</w:t>
             </w:r>
           </w:p>
         </w:tc>
@@ -3450,7 +3450,7 @@
         <w:spacing w:after="60"/>
       </w:pPr>
       <w:r>
-        <w:t>Delayed recall: meaningful XP because remembering later is more valuable than immediate recognition.</w:t>
+        <w:t xml:space="preserve">Review: +10 XP for a scheduled review item answered correctly on the first attempt, once per scheduled review (replaying or reopening it earns nothing). A wrong first answer earns 0 XP, lowers that concept’s recall strength, brings it back sooner, and must still be corrected with its source card on screen; corrections never add XP.</w:t>
       </w:r>
     </w:p>
     <w:p>
@@ -3459,7 +3459,16 @@
         <w:spacing w:after="60"/>
       </w:pPr>
       <w:r>
-        <w:t>Mastery challenges: larger XP and visible badge/star rewards.</w:t>
+        <w:t xml:space="preserve">Checkpoints, milestones and Mastery Challenges have their own first-attempt XP pools (initial balancing, configurable): checkpoint 5/5 → 150, 4/5 → 105, 3/5 → 60, 0–2/5 → 25; Level 50 milestone 7/7 → 250, 6/7 → 175, 4–5/7 → 90, 0–3/7 → 40; Level 100 Mastery Challenge 10/10 → 500, 8–9/10 → 350, 5–7/10 → 175, 0–4/10 → 75. There is no separate mastery bonus.</w:t>
+      </w:r>
+    </w:p>
+    <w:p>
+      <w:pPr>
+        <w:pStyle w:val="ListBullet"/>
+        <w:spacing w:after="60"/>
+      </w:pPr>
+      <w:r>
+        <w:t xml:space="preserve">Mastery star: resolving every Level 100 question earns the ★ and opens Levels 101-200, with no minimum first-attempt score. The star shows depth reached; the first-attempt score shows quality of recall. Perfect Mastery (10/10 first try) may become a future accomplishment. Everywhere: first attempts set reward and memory strength; correct resolution sets completion and progression.</w:t>
       </w:r>
     </w:p>
     <w:p>
@@ -11673,7 +11682,7 @@
         <w:spacing w:after="80"/>
       </w:pPr>
       <w:r>
-        <w:t>Add review scheduling and delayed recall.</w:t>
+        <w:t xml:space="preserve">Add review scheduling: first attempts recorded per scheduled review, missed items corrected with their source card.</w:t>
       </w:r>
     </w:p>
     <w:p>

--- a/brainscroll/docs/source/Product_Build_Roadmap.docx
+++ b/brainscroll/docs/source/Product_Build_Roadmap.docx
@@ -2041,7 +2041,7 @@
     </w:p>
     <w:p>
       <w:r>
-        <w:t>Testing scales with the moment, not with every level: regular levels have 3 questions; every 10th-level checkpoint has about 5; the Level 50 milestone has 5-7; the Level 100 Mastery Challenge has about 10; review sessions vary with the concepts currently due. Wrong answers are corrected in context with the lesson’s own evidence, never penalized.</w:t>
+        <w:t>Testing scales with the moment, not with every level: regular levels have 3 questions; every 10th-level checkpoint has 5; the Level 50 milestone has 7; the Level 100 Mastery Challenge has 10; review sessions vary with the concepts currently due. Wrong answers are corrected in context with the lesson’s own evidence, never penalized.</w:t>
       </w:r>
     </w:p>
     <w:p>
@@ -3316,7 +3316,7 @@
               <w:rPr>
                 <w:sz w:val="19"/>
               </w:rPr>
-              <w:t xml:space="preserve">Mastery Challenge (about 10 questions: the fullest test in the tree). Completing it, with every question correctly resolved, grants the first mastery star and unlocks the 101-200 expansion when available. No minimum first-attempt score.</w:t>
+              <w:t xml:space="preserve">Mastery Challenge (10 questions: the fullest test in the tree). Completing it, with every question correctly resolved, grants the first mastery star and unlocks the 101-200 expansion when available. No minimum first-attempt score.</w:t>
             </w:r>
           </w:p>
         </w:tc>
